--- a/SESSION1_ASSIGNMENT.docx
+++ b/SESSION1_ASSIGNMENT.docx
@@ -53,23 +53,7 @@
           <w:sz w:val="28"/>
           <w:szCs w:val="28"/>
         </w:rPr>
-        <w:t>Install MySQL or PostgreSQL on your system and create a new database named '</w:t>
-      </w:r>
-      <w:proofErr w:type="spellStart"/>
-      <w:r>
-        <w:rPr>
-          <w:sz w:val="28"/>
-          <w:szCs w:val="28"/>
-        </w:rPr>
-        <w:t>music_streaming_app</w:t>
-      </w:r>
-      <w:proofErr w:type="spellEnd"/>
-      <w:r>
-        <w:rPr>
-          <w:sz w:val="28"/>
-          <w:szCs w:val="28"/>
-        </w:rPr>
-        <w:t>' using the command line or GUI tool of your choice.</w:t>
+        <w:t>Install MySQL or PostgreSQL on your system and create a new database named 'music_streaming_app' using the command line or GUI tool of your choice</w:t>
       </w:r>
     </w:p>
     <w:p>

--- a/SESSION1_ASSIGNMENT.docx
+++ b/SESSION1_ASSIGNMENT.docx
@@ -6,14 +6,16 @@
       <w:pPr>
         <w:jc w:val="center"/>
         <w:rPr>
-          <w:b/>
-          <w:bCs/>
-          <w:sz w:val="28"/>
-          <w:szCs w:val="28"/>
-        </w:rPr>
-      </w:pPr>
-      <w:r>
-        <w:rPr>
+          <w:rFonts w:ascii="Times New Roman" w:hAnsi="Times New Roman" w:cs="Times New Roman"/>
+          <w:b/>
+          <w:bCs/>
+          <w:sz w:val="28"/>
+          <w:szCs w:val="28"/>
+        </w:rPr>
+      </w:pPr>
+      <w:r>
+        <w:rPr>
+          <w:rFonts w:ascii="Times New Roman" w:hAnsi="Times New Roman" w:cs="Times New Roman"/>
           <w:b/>
           <w:bCs/>
           <w:sz w:val="28"/>
@@ -24,23 +26,40 @@
     </w:p>
     <w:p>
       <w:pPr>
-        <w:rPr>
-          <w:b/>
-          <w:bCs/>
-          <w:sz w:val="28"/>
-          <w:szCs w:val="28"/>
-        </w:rPr>
-      </w:pPr>
-    </w:p>
-    <w:p>
-      <w:pPr>
-        <w:rPr>
-          <w:sz w:val="28"/>
-          <w:szCs w:val="28"/>
-        </w:rPr>
-      </w:pPr>
-      <w:r>
-        <w:rPr>
+        <w:jc w:val="center"/>
+        <w:rPr>
+          <w:rFonts w:ascii="Times New Roman" w:hAnsi="Times New Roman" w:cs="Times New Roman"/>
+          <w:b/>
+          <w:bCs/>
+          <w:sz w:val="28"/>
+          <w:szCs w:val="28"/>
+        </w:rPr>
+      </w:pPr>
+    </w:p>
+    <w:p>
+      <w:pPr>
+        <w:rPr>
+          <w:rFonts w:ascii="Times New Roman" w:hAnsi="Times New Roman" w:cs="Times New Roman"/>
+          <w:b/>
+          <w:bCs/>
+          <w:sz w:val="28"/>
+          <w:szCs w:val="28"/>
+        </w:rPr>
+      </w:pPr>
+    </w:p>
+    <w:p>
+      <w:pPr>
+        <w:rPr>
+          <w:rFonts w:ascii="Times New Roman" w:hAnsi="Times New Roman" w:cs="Times New Roman"/>
+          <w:b/>
+          <w:bCs/>
+          <w:sz w:val="28"/>
+          <w:szCs w:val="28"/>
+        </w:rPr>
+      </w:pPr>
+      <w:r>
+        <w:rPr>
+          <w:rFonts w:ascii="Times New Roman" w:hAnsi="Times New Roman" w:cs="Times New Roman"/>
           <w:b/>
           <w:bCs/>
           <w:sz w:val="28"/>
@@ -50,23 +69,63 @@
       </w:r>
       <w:r>
         <w:rPr>
-          <w:sz w:val="28"/>
-          <w:szCs w:val="28"/>
-        </w:rPr>
-        <w:t>Install MySQL or PostgreSQL on your system and create a new database named 'music_streaming_app' using the command line or GUI tool of your choice</w:t>
-      </w:r>
-    </w:p>
-    <w:p>
-      <w:pPr>
-        <w:rPr>
-          <w:b/>
-          <w:bCs/>
-          <w:sz w:val="28"/>
-          <w:szCs w:val="28"/>
-        </w:rPr>
-      </w:pPr>
-      <w:r>
-        <w:rPr>
+          <w:rFonts w:ascii="Times New Roman" w:hAnsi="Times New Roman" w:cs="Times New Roman"/>
+          <w:b/>
+          <w:bCs/>
+          <w:sz w:val="28"/>
+          <w:szCs w:val="28"/>
+        </w:rPr>
+        <w:t xml:space="preserve"> </w:t>
+      </w:r>
+      <w:r>
+        <w:rPr>
+          <w:rFonts w:ascii="Times New Roman" w:hAnsi="Times New Roman" w:cs="Times New Roman"/>
+          <w:sz w:val="28"/>
+          <w:szCs w:val="28"/>
+        </w:rPr>
+        <w:t>Install MySQL or PostgreSQL on your system and create a new database named '</w:t>
+      </w:r>
+      <w:proofErr w:type="spellStart"/>
+      <w:r>
+        <w:rPr>
+          <w:rFonts w:ascii="Times New Roman" w:hAnsi="Times New Roman" w:cs="Times New Roman"/>
+          <w:sz w:val="28"/>
+          <w:szCs w:val="28"/>
+        </w:rPr>
+        <w:t>music_streaming_app</w:t>
+      </w:r>
+      <w:proofErr w:type="spellEnd"/>
+      <w:r>
+        <w:rPr>
+          <w:rFonts w:ascii="Times New Roman" w:hAnsi="Times New Roman" w:cs="Times New Roman"/>
+          <w:sz w:val="28"/>
+          <w:szCs w:val="28"/>
+        </w:rPr>
+        <w:t>' using the command line or GUI tool of your choice</w:t>
+      </w:r>
+    </w:p>
+    <w:p>
+      <w:pPr>
+        <w:rPr>
+          <w:rFonts w:ascii="Times New Roman" w:hAnsi="Times New Roman" w:cs="Times New Roman"/>
+          <w:sz w:val="28"/>
+          <w:szCs w:val="28"/>
+        </w:rPr>
+      </w:pPr>
+    </w:p>
+    <w:p>
+      <w:pPr>
+        <w:rPr>
+          <w:rFonts w:ascii="Times New Roman" w:hAnsi="Times New Roman" w:cs="Times New Roman"/>
+          <w:b/>
+          <w:bCs/>
+          <w:sz w:val="28"/>
+          <w:szCs w:val="28"/>
+        </w:rPr>
+      </w:pPr>
+      <w:r>
+        <w:rPr>
+          <w:rFonts w:ascii="Times New Roman" w:hAnsi="Times New Roman" w:cs="Times New Roman"/>
           <w:b/>
           <w:bCs/>
           <w:noProof/>
@@ -74,10 +133,10 @@
           <w:szCs w:val="28"/>
         </w:rPr>
         <w:drawing>
-          <wp:inline distT="0" distB="0" distL="0" distR="0" wp14:anchorId="49692A95" wp14:editId="035CDA27">
-            <wp:extent cx="5731510" cy="3039745"/>
-            <wp:effectExtent l="0" t="0" r="2540" b="8255"/>
-            <wp:docPr id="423535400" name="Picture 1"/>
+          <wp:inline distT="0" distB="0" distL="0" distR="0" wp14:anchorId="2ACC31E3" wp14:editId="03E8C7F8">
+            <wp:extent cx="5731510" cy="3204210"/>
+            <wp:effectExtent l="0" t="0" r="2540" b="0"/>
+            <wp:docPr id="484870207" name="Picture 2"/>
             <wp:cNvGraphicFramePr>
               <a:graphicFrameLocks xmlns:a="http://schemas.openxmlformats.org/drawingml/2006/main" noChangeAspect="1"/>
             </wp:cNvGraphicFramePr>
@@ -85,11 +144,11 @@
               <a:graphicData uri="http://schemas.openxmlformats.org/drawingml/2006/picture">
                 <pic:pic xmlns:pic="http://schemas.openxmlformats.org/drawingml/2006/picture">
                   <pic:nvPicPr>
-                    <pic:cNvPr id="423535400" name="Picture 423535400"/>
+                    <pic:cNvPr id="484870207" name="Picture 484870207"/>
                     <pic:cNvPicPr/>
                   </pic:nvPicPr>
                   <pic:blipFill>
-                    <a:blip r:embed="rId4" cstate="print">
+                    <a:blip r:embed="rId5" cstate="print">
                       <a:extLst>
                         <a:ext uri="{28A0092B-C50C-407E-A947-70E740481C1C}">
                           <a14:useLocalDpi xmlns:a14="http://schemas.microsoft.com/office/drawing/2010/main" val="0"/>
@@ -103,7 +162,7 @@
                   <pic:spPr>
                     <a:xfrm>
                       <a:off x="0" y="0"/>
-                      <a:ext cx="5731510" cy="3039745"/>
+                      <a:ext cx="5731510" cy="3204210"/>
                     </a:xfrm>
                     <a:prstGeom prst="rect">
                       <a:avLst/>
@@ -119,6 +178,7 @@
     <w:p>
       <w:pPr>
         <w:rPr>
+          <w:rFonts w:ascii="Times New Roman" w:hAnsi="Times New Roman" w:cs="Times New Roman"/>
           <w:b/>
           <w:bCs/>
           <w:sz w:val="28"/>
@@ -130,16 +190,1353 @@
       <w:pPr>
         <w:jc w:val="center"/>
         <w:rPr>
-          <w:b/>
-          <w:bCs/>
-          <w:sz w:val="28"/>
-          <w:szCs w:val="28"/>
-        </w:rPr>
-      </w:pPr>
-    </w:p>
-    <w:p>
-      <w:pPr>
-        <w:rPr>
+          <w:rFonts w:ascii="Times New Roman" w:hAnsi="Times New Roman" w:cs="Times New Roman"/>
+          <w:b/>
+          <w:bCs/>
+          <w:sz w:val="28"/>
+          <w:szCs w:val="28"/>
+        </w:rPr>
+      </w:pPr>
+    </w:p>
+    <w:p>
+      <w:pPr>
+        <w:rPr>
+          <w:rFonts w:ascii="Times New Roman" w:hAnsi="Times New Roman" w:cs="Times New Roman"/>
+          <w:b/>
+          <w:bCs/>
+          <w:sz w:val="28"/>
+          <w:szCs w:val="28"/>
+        </w:rPr>
+      </w:pPr>
+    </w:p>
+    <w:p>
+      <w:pPr>
+        <w:rPr>
+          <w:rFonts w:ascii="Times New Roman" w:hAnsi="Times New Roman" w:cs="Times New Roman"/>
+          <w:b/>
+          <w:bCs/>
+          <w:sz w:val="28"/>
+          <w:szCs w:val="28"/>
+        </w:rPr>
+      </w:pPr>
+    </w:p>
+    <w:p>
+      <w:pPr>
+        <w:rPr>
+          <w:rFonts w:ascii="Times New Roman" w:hAnsi="Times New Roman" w:cs="Times New Roman"/>
+          <w:b/>
+          <w:bCs/>
+          <w:sz w:val="28"/>
+          <w:szCs w:val="28"/>
+        </w:rPr>
+      </w:pPr>
+    </w:p>
+    <w:p>
+      <w:pPr>
+        <w:rPr>
+          <w:rFonts w:ascii="Times New Roman" w:hAnsi="Times New Roman" w:cs="Times New Roman"/>
+          <w:b/>
+          <w:bCs/>
+          <w:sz w:val="28"/>
+          <w:szCs w:val="28"/>
+        </w:rPr>
+      </w:pPr>
+    </w:p>
+    <w:p>
+      <w:pPr>
+        <w:rPr>
+          <w:rFonts w:ascii="Times New Roman" w:hAnsi="Times New Roman" w:cs="Times New Roman"/>
+          <w:b/>
+          <w:bCs/>
+          <w:sz w:val="28"/>
+          <w:szCs w:val="28"/>
+        </w:rPr>
+      </w:pPr>
+    </w:p>
+    <w:p>
+      <w:pPr>
+        <w:rPr>
+          <w:rFonts w:ascii="Times New Roman" w:hAnsi="Times New Roman" w:cs="Times New Roman"/>
+          <w:b/>
+          <w:bCs/>
+          <w:sz w:val="28"/>
+          <w:szCs w:val="28"/>
+        </w:rPr>
+      </w:pPr>
+    </w:p>
+    <w:p>
+      <w:pPr>
+        <w:rPr>
+          <w:rFonts w:ascii="Times New Roman" w:hAnsi="Times New Roman" w:cs="Times New Roman"/>
+          <w:b/>
+          <w:bCs/>
+          <w:sz w:val="28"/>
+          <w:szCs w:val="28"/>
+        </w:rPr>
+      </w:pPr>
+      <w:r>
+        <w:rPr>
+          <w:rFonts w:ascii="Times New Roman" w:hAnsi="Times New Roman" w:cs="Times New Roman"/>
+          <w:b/>
+          <w:bCs/>
+          <w:sz w:val="28"/>
+          <w:szCs w:val="28"/>
+        </w:rPr>
+        <w:lastRenderedPageBreak/>
+        <w:t>2.</w:t>
+      </w:r>
+      <w:r>
+        <w:rPr>
+          <w:rFonts w:ascii="Times New Roman" w:hAnsi="Times New Roman" w:cs="Times New Roman"/>
+          <w:b/>
+          <w:bCs/>
+          <w:sz w:val="28"/>
+          <w:szCs w:val="28"/>
+        </w:rPr>
+        <w:t xml:space="preserve"> </w:t>
+      </w:r>
+      <w:r>
+        <w:rPr>
+          <w:rFonts w:ascii="Times New Roman" w:hAnsi="Times New Roman" w:cs="Times New Roman"/>
+          <w:b/>
+          <w:bCs/>
+          <w:sz w:val="28"/>
+          <w:szCs w:val="28"/>
+        </w:rPr>
+        <w:t>Inside the '</w:t>
+      </w:r>
+      <w:proofErr w:type="spellStart"/>
+      <w:r>
+        <w:rPr>
+          <w:rFonts w:ascii="Times New Roman" w:hAnsi="Times New Roman" w:cs="Times New Roman"/>
+          <w:b/>
+          <w:bCs/>
+          <w:sz w:val="28"/>
+          <w:szCs w:val="28"/>
+        </w:rPr>
+        <w:t>music_streaming_app</w:t>
+      </w:r>
+      <w:proofErr w:type="spellEnd"/>
+      <w:r>
+        <w:rPr>
+          <w:rFonts w:ascii="Times New Roman" w:hAnsi="Times New Roman" w:cs="Times New Roman"/>
+          <w:b/>
+          <w:bCs/>
+          <w:sz w:val="28"/>
+          <w:szCs w:val="28"/>
+        </w:rPr>
+        <w:t xml:space="preserve">' database, create a table called 'playlists' with columns: </w:t>
+      </w:r>
+      <w:proofErr w:type="spellStart"/>
+      <w:r>
+        <w:rPr>
+          <w:rFonts w:ascii="Times New Roman" w:hAnsi="Times New Roman" w:cs="Times New Roman"/>
+          <w:b/>
+          <w:bCs/>
+          <w:sz w:val="28"/>
+          <w:szCs w:val="28"/>
+        </w:rPr>
+        <w:t>playlist_id</w:t>
+      </w:r>
+      <w:proofErr w:type="spellEnd"/>
+      <w:r>
+        <w:rPr>
+          <w:rFonts w:ascii="Times New Roman" w:hAnsi="Times New Roman" w:cs="Times New Roman"/>
+          <w:b/>
+          <w:bCs/>
+          <w:sz w:val="28"/>
+          <w:szCs w:val="28"/>
+        </w:rPr>
+        <w:t xml:space="preserve"> (integer, primary key), name (varchar), and </w:t>
+      </w:r>
+      <w:proofErr w:type="spellStart"/>
+      <w:r>
+        <w:rPr>
+          <w:rFonts w:ascii="Times New Roman" w:hAnsi="Times New Roman" w:cs="Times New Roman"/>
+          <w:b/>
+          <w:bCs/>
+          <w:sz w:val="28"/>
+          <w:szCs w:val="28"/>
+        </w:rPr>
+        <w:t>created_by</w:t>
+      </w:r>
+      <w:proofErr w:type="spellEnd"/>
+      <w:r>
+        <w:rPr>
+          <w:rFonts w:ascii="Times New Roman" w:hAnsi="Times New Roman" w:cs="Times New Roman"/>
+          <w:b/>
+          <w:bCs/>
+          <w:sz w:val="28"/>
+          <w:szCs w:val="28"/>
+        </w:rPr>
+        <w:t xml:space="preserve"> (varchar).</w:t>
+      </w:r>
+    </w:p>
+    <w:p>
+      <w:pPr>
+        <w:rPr>
+          <w:rFonts w:ascii="Times New Roman" w:hAnsi="Times New Roman" w:cs="Times New Roman"/>
+          <w:b/>
+          <w:bCs/>
+          <w:sz w:val="28"/>
+          <w:szCs w:val="28"/>
+        </w:rPr>
+      </w:pPr>
+    </w:p>
+    <w:p>
+      <w:pPr>
+        <w:rPr>
+          <w:rFonts w:ascii="Times New Roman" w:hAnsi="Times New Roman" w:cs="Times New Roman"/>
+          <w:b/>
+          <w:bCs/>
+          <w:sz w:val="28"/>
+          <w:szCs w:val="28"/>
+        </w:rPr>
+      </w:pPr>
+    </w:p>
+    <w:p>
+      <w:pPr>
+        <w:rPr>
+          <w:rFonts w:ascii="Times New Roman" w:hAnsi="Times New Roman" w:cs="Times New Roman"/>
+          <w:b/>
+          <w:bCs/>
+          <w:sz w:val="28"/>
+          <w:szCs w:val="28"/>
+        </w:rPr>
+      </w:pPr>
+      <w:r>
+        <w:rPr>
+          <w:rFonts w:ascii="Times New Roman" w:hAnsi="Times New Roman" w:cs="Times New Roman"/>
+          <w:b/>
+          <w:bCs/>
+          <w:noProof/>
+          <w:sz w:val="28"/>
+          <w:szCs w:val="28"/>
+        </w:rPr>
+        <w:drawing>
+          <wp:inline distT="0" distB="0" distL="0" distR="0" wp14:anchorId="33E4E5DA" wp14:editId="17C53757">
+            <wp:extent cx="5731510" cy="2996565"/>
+            <wp:effectExtent l="0" t="0" r="2540" b="0"/>
+            <wp:docPr id="1282425867" name="Picture 3"/>
+            <wp:cNvGraphicFramePr>
+              <a:graphicFrameLocks xmlns:a="http://schemas.openxmlformats.org/drawingml/2006/main" noChangeAspect="1"/>
+            </wp:cNvGraphicFramePr>
+            <a:graphic xmlns:a="http://schemas.openxmlformats.org/drawingml/2006/main">
+              <a:graphicData uri="http://schemas.openxmlformats.org/drawingml/2006/picture">
+                <pic:pic xmlns:pic="http://schemas.openxmlformats.org/drawingml/2006/picture">
+                  <pic:nvPicPr>
+                    <pic:cNvPr id="1282425867" name="Picture 1282425867"/>
+                    <pic:cNvPicPr/>
+                  </pic:nvPicPr>
+                  <pic:blipFill>
+                    <a:blip r:embed="rId6" cstate="print">
+                      <a:extLst>
+                        <a:ext uri="{28A0092B-C50C-407E-A947-70E740481C1C}">
+                          <a14:useLocalDpi xmlns:a14="http://schemas.microsoft.com/office/drawing/2010/main" val="0"/>
+                        </a:ext>
+                      </a:extLst>
+                    </a:blip>
+                    <a:stretch>
+                      <a:fillRect/>
+                    </a:stretch>
+                  </pic:blipFill>
+                  <pic:spPr>
+                    <a:xfrm>
+                      <a:off x="0" y="0"/>
+                      <a:ext cx="5731510" cy="2996565"/>
+                    </a:xfrm>
+                    <a:prstGeom prst="rect">
+                      <a:avLst/>
+                    </a:prstGeom>
+                  </pic:spPr>
+                </pic:pic>
+              </a:graphicData>
+            </a:graphic>
+          </wp:inline>
+        </w:drawing>
+      </w:r>
+    </w:p>
+    <w:p>
+      <w:pPr>
+        <w:rPr>
+          <w:rFonts w:ascii="Times New Roman" w:hAnsi="Times New Roman" w:cs="Times New Roman"/>
+          <w:b/>
+          <w:bCs/>
+          <w:sz w:val="28"/>
+          <w:szCs w:val="28"/>
+        </w:rPr>
+      </w:pPr>
+    </w:p>
+    <w:p>
+      <w:pPr>
+        <w:rPr>
+          <w:rFonts w:ascii="Times New Roman" w:hAnsi="Times New Roman" w:cs="Times New Roman"/>
+          <w:b/>
+          <w:bCs/>
+          <w:sz w:val="28"/>
+          <w:szCs w:val="28"/>
+        </w:rPr>
+      </w:pPr>
+    </w:p>
+    <w:p>
+      <w:pPr>
+        <w:rPr>
+          <w:rFonts w:ascii="Times New Roman" w:hAnsi="Times New Roman" w:cs="Times New Roman"/>
+          <w:b/>
+          <w:bCs/>
+          <w:sz w:val="28"/>
+          <w:szCs w:val="28"/>
+        </w:rPr>
+      </w:pPr>
+    </w:p>
+    <w:p>
+      <w:pPr>
+        <w:rPr>
+          <w:rFonts w:ascii="Times New Roman" w:hAnsi="Times New Roman" w:cs="Times New Roman"/>
+          <w:b/>
+          <w:bCs/>
+          <w:sz w:val="28"/>
+          <w:szCs w:val="28"/>
+        </w:rPr>
+      </w:pPr>
+    </w:p>
+    <w:p>
+      <w:pPr>
+        <w:rPr>
+          <w:rFonts w:ascii="Times New Roman" w:hAnsi="Times New Roman" w:cs="Times New Roman"/>
+          <w:b/>
+          <w:bCs/>
+          <w:sz w:val="28"/>
+          <w:szCs w:val="28"/>
+        </w:rPr>
+      </w:pPr>
+    </w:p>
+    <w:p>
+      <w:pPr>
+        <w:rPr>
+          <w:rFonts w:ascii="Times New Roman" w:hAnsi="Times New Roman" w:cs="Times New Roman"/>
+          <w:b/>
+          <w:bCs/>
+          <w:sz w:val="28"/>
+          <w:szCs w:val="28"/>
+        </w:rPr>
+      </w:pPr>
+    </w:p>
+    <w:p>
+      <w:pPr>
+        <w:rPr>
+          <w:rFonts w:ascii="Times New Roman" w:hAnsi="Times New Roman" w:cs="Times New Roman"/>
+          <w:b/>
+          <w:bCs/>
+          <w:sz w:val="28"/>
+          <w:szCs w:val="28"/>
+        </w:rPr>
+      </w:pPr>
+    </w:p>
+    <w:p>
+      <w:pPr>
+        <w:rPr>
+          <w:rFonts w:ascii="Times New Roman" w:hAnsi="Times New Roman" w:cs="Times New Roman"/>
+          <w:b/>
+          <w:bCs/>
+          <w:sz w:val="28"/>
+          <w:szCs w:val="28"/>
+        </w:rPr>
+      </w:pPr>
+    </w:p>
+    <w:p>
+      <w:pPr>
+        <w:rPr>
+          <w:rFonts w:ascii="Times New Roman" w:hAnsi="Times New Roman" w:cs="Times New Roman"/>
+          <w:b/>
+          <w:bCs/>
+          <w:sz w:val="28"/>
+          <w:szCs w:val="28"/>
+        </w:rPr>
+      </w:pPr>
+    </w:p>
+    <w:p>
+      <w:pPr>
+        <w:rPr>
+          <w:rFonts w:ascii="Times New Roman" w:hAnsi="Times New Roman" w:cs="Times New Roman"/>
+          <w:b/>
+          <w:bCs/>
+          <w:sz w:val="28"/>
+          <w:szCs w:val="28"/>
+        </w:rPr>
+      </w:pPr>
+    </w:p>
+    <w:p>
+      <w:pPr>
+        <w:rPr>
+          <w:rFonts w:ascii="Times New Roman" w:hAnsi="Times New Roman" w:cs="Times New Roman"/>
+          <w:b/>
+          <w:bCs/>
+          <w:sz w:val="28"/>
+          <w:szCs w:val="28"/>
+        </w:rPr>
+      </w:pPr>
+    </w:p>
+    <w:p>
+      <w:pPr>
+        <w:rPr>
+          <w:rFonts w:ascii="Times New Roman" w:hAnsi="Times New Roman" w:cs="Times New Roman"/>
+          <w:b/>
+          <w:bCs/>
+          <w:sz w:val="28"/>
+          <w:szCs w:val="28"/>
+        </w:rPr>
+      </w:pPr>
+      <w:r>
+        <w:rPr>
+          <w:rFonts w:ascii="Times New Roman" w:hAnsi="Times New Roman" w:cs="Times New Roman"/>
+          <w:b/>
+          <w:bCs/>
+          <w:sz w:val="28"/>
+          <w:szCs w:val="28"/>
+        </w:rPr>
+        <w:lastRenderedPageBreak/>
+        <w:t>3.</w:t>
+      </w:r>
+      <w:r>
+        <w:rPr>
+          <w:rFonts w:ascii="Times New Roman" w:hAnsi="Times New Roman" w:cs="Times New Roman"/>
+          <w:b/>
+          <w:bCs/>
+          <w:sz w:val="28"/>
+          <w:szCs w:val="28"/>
+        </w:rPr>
+        <w:t xml:space="preserve"> </w:t>
+      </w:r>
+      <w:r>
+        <w:rPr>
+          <w:rFonts w:ascii="Times New Roman" w:hAnsi="Times New Roman" w:cs="Times New Roman"/>
+          <w:b/>
+          <w:bCs/>
+          <w:sz w:val="28"/>
+          <w:szCs w:val="28"/>
+        </w:rPr>
+        <w:t>Insert three sample rows into the 'playlists' table representing playlists like 'Bollywood Hits', 'Chill Vibes', and 'Workout Mix', each created by a different user.</w:t>
+      </w:r>
+    </w:p>
+    <w:p>
+      <w:pPr>
+        <w:rPr>
+          <w:rFonts w:ascii="Times New Roman" w:hAnsi="Times New Roman" w:cs="Times New Roman"/>
+          <w:b/>
+          <w:bCs/>
+          <w:sz w:val="28"/>
+          <w:szCs w:val="28"/>
+        </w:rPr>
+      </w:pPr>
+    </w:p>
+    <w:p>
+      <w:pPr>
+        <w:rPr>
+          <w:rFonts w:ascii="Times New Roman" w:hAnsi="Times New Roman" w:cs="Times New Roman"/>
+          <w:b/>
+          <w:bCs/>
+          <w:sz w:val="28"/>
+          <w:szCs w:val="28"/>
+        </w:rPr>
+      </w:pPr>
+    </w:p>
+    <w:p>
+      <w:pPr>
+        <w:rPr>
+          <w:rFonts w:ascii="Times New Roman" w:hAnsi="Times New Roman" w:cs="Times New Roman"/>
+          <w:b/>
+          <w:bCs/>
+          <w:sz w:val="28"/>
+          <w:szCs w:val="28"/>
+        </w:rPr>
+      </w:pPr>
+    </w:p>
+    <w:p>
+      <w:pPr>
+        <w:rPr>
+          <w:rFonts w:ascii="Times New Roman" w:hAnsi="Times New Roman" w:cs="Times New Roman"/>
+          <w:b/>
+          <w:bCs/>
+          <w:sz w:val="28"/>
+          <w:szCs w:val="28"/>
+        </w:rPr>
+      </w:pPr>
+      <w:r>
+        <w:rPr>
+          <w:rFonts w:ascii="Times New Roman" w:hAnsi="Times New Roman" w:cs="Times New Roman"/>
+          <w:b/>
+          <w:bCs/>
+          <w:noProof/>
+          <w:sz w:val="28"/>
+          <w:szCs w:val="28"/>
+        </w:rPr>
+        <w:drawing>
+          <wp:inline distT="0" distB="0" distL="0" distR="0" wp14:anchorId="35CD67C3" wp14:editId="7A42AEE8">
+            <wp:extent cx="5731510" cy="2362200"/>
+            <wp:effectExtent l="0" t="0" r="2540" b="0"/>
+            <wp:docPr id="494226223" name="Picture 4"/>
+            <wp:cNvGraphicFramePr>
+              <a:graphicFrameLocks xmlns:a="http://schemas.openxmlformats.org/drawingml/2006/main" noChangeAspect="1"/>
+            </wp:cNvGraphicFramePr>
+            <a:graphic xmlns:a="http://schemas.openxmlformats.org/drawingml/2006/main">
+              <a:graphicData uri="http://schemas.openxmlformats.org/drawingml/2006/picture">
+                <pic:pic xmlns:pic="http://schemas.openxmlformats.org/drawingml/2006/picture">
+                  <pic:nvPicPr>
+                    <pic:cNvPr id="494226223" name="Picture 494226223"/>
+                    <pic:cNvPicPr/>
+                  </pic:nvPicPr>
+                  <pic:blipFill>
+                    <a:blip r:embed="rId7">
+                      <a:extLst>
+                        <a:ext uri="{28A0092B-C50C-407E-A947-70E740481C1C}">
+                          <a14:useLocalDpi xmlns:a14="http://schemas.microsoft.com/office/drawing/2010/main" val="0"/>
+                        </a:ext>
+                      </a:extLst>
+                    </a:blip>
+                    <a:stretch>
+                      <a:fillRect/>
+                    </a:stretch>
+                  </pic:blipFill>
+                  <pic:spPr>
+                    <a:xfrm>
+                      <a:off x="0" y="0"/>
+                      <a:ext cx="5738466" cy="2365067"/>
+                    </a:xfrm>
+                    <a:prstGeom prst="rect">
+                      <a:avLst/>
+                    </a:prstGeom>
+                  </pic:spPr>
+                </pic:pic>
+              </a:graphicData>
+            </a:graphic>
+          </wp:inline>
+        </w:drawing>
+      </w:r>
+    </w:p>
+    <w:p>
+      <w:pPr>
+        <w:rPr>
+          <w:rFonts w:ascii="Times New Roman" w:hAnsi="Times New Roman" w:cs="Times New Roman"/>
+          <w:b/>
+          <w:bCs/>
+          <w:sz w:val="28"/>
+          <w:szCs w:val="28"/>
+        </w:rPr>
+      </w:pPr>
+    </w:p>
+    <w:p>
+      <w:pPr>
+        <w:rPr>
+          <w:rFonts w:ascii="Times New Roman" w:hAnsi="Times New Roman" w:cs="Times New Roman"/>
+          <w:b/>
+          <w:bCs/>
+          <w:sz w:val="28"/>
+          <w:szCs w:val="28"/>
+        </w:rPr>
+      </w:pPr>
+    </w:p>
+    <w:p>
+      <w:pPr>
+        <w:rPr>
+          <w:rFonts w:ascii="Times New Roman" w:hAnsi="Times New Roman" w:cs="Times New Roman"/>
+          <w:b/>
+          <w:bCs/>
+          <w:sz w:val="28"/>
+          <w:szCs w:val="28"/>
+        </w:rPr>
+      </w:pPr>
+    </w:p>
+    <w:p>
+      <w:pPr>
+        <w:rPr>
+          <w:rFonts w:ascii="Times New Roman" w:hAnsi="Times New Roman" w:cs="Times New Roman"/>
+          <w:b/>
+          <w:bCs/>
+          <w:sz w:val="28"/>
+          <w:szCs w:val="28"/>
+        </w:rPr>
+      </w:pPr>
+    </w:p>
+    <w:p>
+      <w:pPr>
+        <w:rPr>
+          <w:rFonts w:ascii="Times New Roman" w:hAnsi="Times New Roman" w:cs="Times New Roman"/>
+          <w:b/>
+          <w:bCs/>
+          <w:sz w:val="28"/>
+          <w:szCs w:val="28"/>
+        </w:rPr>
+      </w:pPr>
+    </w:p>
+    <w:p>
+      <w:pPr>
+        <w:rPr>
+          <w:rFonts w:ascii="Times New Roman" w:hAnsi="Times New Roman" w:cs="Times New Roman"/>
+          <w:b/>
+          <w:bCs/>
+          <w:sz w:val="28"/>
+          <w:szCs w:val="28"/>
+        </w:rPr>
+      </w:pPr>
+    </w:p>
+    <w:p>
+      <w:pPr>
+        <w:rPr>
+          <w:rFonts w:ascii="Times New Roman" w:hAnsi="Times New Roman" w:cs="Times New Roman"/>
+          <w:b/>
+          <w:bCs/>
+          <w:sz w:val="28"/>
+          <w:szCs w:val="28"/>
+        </w:rPr>
+      </w:pPr>
+    </w:p>
+    <w:p>
+      <w:pPr>
+        <w:rPr>
+          <w:rFonts w:ascii="Times New Roman" w:hAnsi="Times New Roman" w:cs="Times New Roman"/>
+          <w:b/>
+          <w:bCs/>
+          <w:sz w:val="28"/>
+          <w:szCs w:val="28"/>
+        </w:rPr>
+      </w:pPr>
+    </w:p>
+    <w:p>
+      <w:pPr>
+        <w:rPr>
+          <w:rFonts w:ascii="Times New Roman" w:hAnsi="Times New Roman" w:cs="Times New Roman"/>
+          <w:b/>
+          <w:bCs/>
+          <w:sz w:val="28"/>
+          <w:szCs w:val="28"/>
+        </w:rPr>
+      </w:pPr>
+    </w:p>
+    <w:p>
+      <w:pPr>
+        <w:rPr>
+          <w:rFonts w:ascii="Times New Roman" w:hAnsi="Times New Roman" w:cs="Times New Roman"/>
+          <w:b/>
+          <w:bCs/>
+          <w:sz w:val="28"/>
+          <w:szCs w:val="28"/>
+        </w:rPr>
+      </w:pPr>
+    </w:p>
+    <w:p>
+      <w:pPr>
+        <w:rPr>
+          <w:rFonts w:ascii="Times New Roman" w:hAnsi="Times New Roman" w:cs="Times New Roman"/>
+          <w:b/>
+          <w:bCs/>
+          <w:sz w:val="28"/>
+          <w:szCs w:val="28"/>
+        </w:rPr>
+      </w:pPr>
+    </w:p>
+    <w:p>
+      <w:pPr>
+        <w:rPr>
+          <w:rFonts w:ascii="Times New Roman" w:hAnsi="Times New Roman" w:cs="Times New Roman"/>
+          <w:b/>
+          <w:bCs/>
+          <w:sz w:val="28"/>
+          <w:szCs w:val="28"/>
+        </w:rPr>
+      </w:pPr>
+    </w:p>
+    <w:p>
+      <w:pPr>
+        <w:rPr>
+          <w:rFonts w:ascii="Times New Roman" w:hAnsi="Times New Roman" w:cs="Times New Roman"/>
+          <w:b/>
+          <w:bCs/>
+          <w:sz w:val="28"/>
+          <w:szCs w:val="28"/>
+        </w:rPr>
+      </w:pPr>
+    </w:p>
+    <w:p>
+      <w:pPr>
+        <w:rPr>
+          <w:rFonts w:ascii="Times New Roman" w:hAnsi="Times New Roman" w:cs="Times New Roman"/>
+          <w:b/>
+          <w:bCs/>
+          <w:sz w:val="28"/>
+          <w:szCs w:val="28"/>
+        </w:rPr>
+      </w:pPr>
+      <w:r>
+        <w:rPr>
+          <w:rFonts w:ascii="Times New Roman" w:hAnsi="Times New Roman" w:cs="Times New Roman"/>
+          <w:b/>
+          <w:bCs/>
+          <w:sz w:val="28"/>
+          <w:szCs w:val="28"/>
+        </w:rPr>
+        <w:lastRenderedPageBreak/>
+        <w:t>4.</w:t>
+      </w:r>
+      <w:r>
+        <w:rPr>
+          <w:rFonts w:ascii="Times New Roman" w:hAnsi="Times New Roman" w:cs="Times New Roman"/>
+          <w:b/>
+          <w:bCs/>
+          <w:sz w:val="28"/>
+          <w:szCs w:val="28"/>
+        </w:rPr>
+        <w:t xml:space="preserve"> </w:t>
+      </w:r>
+      <w:r>
+        <w:rPr>
+          <w:rFonts w:ascii="Times New Roman" w:hAnsi="Times New Roman" w:cs="Times New Roman"/>
+          <w:b/>
+          <w:bCs/>
+          <w:sz w:val="28"/>
+          <w:szCs w:val="28"/>
+        </w:rPr>
+        <w:t xml:space="preserve">Write an SQL SELECT query to display all playlists created by the user 'Amit' from the 'playlists' </w:t>
+      </w:r>
+      <w:proofErr w:type="gramStart"/>
+      <w:r>
+        <w:rPr>
+          <w:rFonts w:ascii="Times New Roman" w:hAnsi="Times New Roman" w:cs="Times New Roman"/>
+          <w:b/>
+          <w:bCs/>
+          <w:sz w:val="28"/>
+          <w:szCs w:val="28"/>
+        </w:rPr>
+        <w:t>table.&lt;</w:t>
+      </w:r>
+      <w:proofErr w:type="spellStart"/>
+      <w:proofErr w:type="gramEnd"/>
+      <w:r>
+        <w:rPr>
+          <w:rFonts w:ascii="Times New Roman" w:hAnsi="Times New Roman" w:cs="Times New Roman"/>
+          <w:b/>
+          <w:bCs/>
+          <w:sz w:val="28"/>
+          <w:szCs w:val="28"/>
+        </w:rPr>
+        <w:t>br</w:t>
+      </w:r>
+      <w:proofErr w:type="spellEnd"/>
+      <w:r>
+        <w:rPr>
+          <w:rFonts w:ascii="Times New Roman" w:hAnsi="Times New Roman" w:cs="Times New Roman"/>
+          <w:b/>
+          <w:bCs/>
+          <w:sz w:val="28"/>
+          <w:szCs w:val="28"/>
+        </w:rPr>
+        <w:t>&gt;&lt;</w:t>
+      </w:r>
+      <w:proofErr w:type="spellStart"/>
+      <w:r>
+        <w:rPr>
+          <w:rFonts w:ascii="Times New Roman" w:hAnsi="Times New Roman" w:cs="Times New Roman"/>
+          <w:b/>
+          <w:bCs/>
+          <w:sz w:val="28"/>
+          <w:szCs w:val="28"/>
+        </w:rPr>
+        <w:t>br</w:t>
+      </w:r>
+      <w:proofErr w:type="spellEnd"/>
+      <w:r>
+        <w:rPr>
+          <w:rFonts w:ascii="Times New Roman" w:hAnsi="Times New Roman" w:cs="Times New Roman"/>
+          <w:b/>
+          <w:bCs/>
+          <w:sz w:val="28"/>
+          <w:szCs w:val="28"/>
+        </w:rPr>
+        <w:t>&gt;&lt;</w:t>
+      </w:r>
+      <w:proofErr w:type="spellStart"/>
+      <w:r>
+        <w:rPr>
+          <w:rFonts w:ascii="Times New Roman" w:hAnsi="Times New Roman" w:cs="Times New Roman"/>
+          <w:b/>
+          <w:bCs/>
+          <w:sz w:val="28"/>
+          <w:szCs w:val="28"/>
+        </w:rPr>
+        <w:t>em</w:t>
+      </w:r>
+      <w:proofErr w:type="spellEnd"/>
+      <w:r>
+        <w:rPr>
+          <w:rFonts w:ascii="Times New Roman" w:hAnsi="Times New Roman" w:cs="Times New Roman"/>
+          <w:b/>
+          <w:bCs/>
+          <w:sz w:val="28"/>
+          <w:szCs w:val="28"/>
+        </w:rPr>
+        <w:t>&gt;&lt;strong&gt;Hint:&lt;/strong&gt; Use the WHERE clause to filter by the '</w:t>
+      </w:r>
+      <w:proofErr w:type="spellStart"/>
+      <w:r>
+        <w:rPr>
+          <w:rFonts w:ascii="Times New Roman" w:hAnsi="Times New Roman" w:cs="Times New Roman"/>
+          <w:b/>
+          <w:bCs/>
+          <w:sz w:val="28"/>
+          <w:szCs w:val="28"/>
+        </w:rPr>
+        <w:t>created_by</w:t>
+      </w:r>
+      <w:proofErr w:type="spellEnd"/>
+      <w:r>
+        <w:rPr>
+          <w:rFonts w:ascii="Times New Roman" w:hAnsi="Times New Roman" w:cs="Times New Roman"/>
+          <w:b/>
+          <w:bCs/>
+          <w:sz w:val="28"/>
+          <w:szCs w:val="28"/>
+        </w:rPr>
+        <w:t>' column.&lt;/</w:t>
+      </w:r>
+      <w:proofErr w:type="spellStart"/>
+      <w:r>
+        <w:rPr>
+          <w:rFonts w:ascii="Times New Roman" w:hAnsi="Times New Roman" w:cs="Times New Roman"/>
+          <w:b/>
+          <w:bCs/>
+          <w:sz w:val="28"/>
+          <w:szCs w:val="28"/>
+        </w:rPr>
+        <w:t>em</w:t>
+      </w:r>
+      <w:proofErr w:type="spellEnd"/>
+      <w:r>
+        <w:rPr>
+          <w:rFonts w:ascii="Times New Roman" w:hAnsi="Times New Roman" w:cs="Times New Roman"/>
+          <w:b/>
+          <w:bCs/>
+          <w:sz w:val="28"/>
+          <w:szCs w:val="28"/>
+        </w:rPr>
+        <w:t>&gt;</w:t>
+      </w:r>
+    </w:p>
+    <w:p>
+      <w:pPr>
+        <w:rPr>
+          <w:rFonts w:ascii="Times New Roman" w:hAnsi="Times New Roman" w:cs="Times New Roman"/>
+          <w:b/>
+          <w:bCs/>
+          <w:sz w:val="28"/>
+          <w:szCs w:val="28"/>
+        </w:rPr>
+      </w:pPr>
+    </w:p>
+    <w:p>
+      <w:pPr>
+        <w:rPr>
+          <w:rFonts w:ascii="Times New Roman" w:hAnsi="Times New Roman" w:cs="Times New Roman"/>
+          <w:b/>
+          <w:bCs/>
+          <w:sz w:val="28"/>
+          <w:szCs w:val="28"/>
+        </w:rPr>
+      </w:pPr>
+    </w:p>
+    <w:p>
+      <w:pPr>
+        <w:rPr>
+          <w:rFonts w:ascii="Times New Roman" w:hAnsi="Times New Roman" w:cs="Times New Roman"/>
+          <w:b/>
+          <w:bCs/>
+          <w:sz w:val="28"/>
+          <w:szCs w:val="28"/>
+        </w:rPr>
+      </w:pPr>
+    </w:p>
+    <w:p>
+      <w:pPr>
+        <w:rPr>
+          <w:rFonts w:ascii="Times New Roman" w:hAnsi="Times New Roman" w:cs="Times New Roman"/>
+          <w:b/>
+          <w:bCs/>
+          <w:sz w:val="28"/>
+          <w:szCs w:val="28"/>
+        </w:rPr>
+      </w:pPr>
+      <w:r>
+        <w:rPr>
+          <w:rFonts w:ascii="Times New Roman" w:hAnsi="Times New Roman" w:cs="Times New Roman"/>
+          <w:b/>
+          <w:bCs/>
+          <w:sz w:val="28"/>
+          <w:szCs w:val="28"/>
+        </w:rPr>
+        <w:drawing>
+          <wp:inline distT="0" distB="0" distL="0" distR="0" wp14:anchorId="733FDC13" wp14:editId="693CB32E">
+            <wp:extent cx="5731510" cy="2329815"/>
+            <wp:effectExtent l="0" t="0" r="2540" b="0"/>
+            <wp:docPr id="480741916" name="Picture 1"/>
+            <wp:cNvGraphicFramePr>
+              <a:graphicFrameLocks xmlns:a="http://schemas.openxmlformats.org/drawingml/2006/main" noChangeAspect="1"/>
+            </wp:cNvGraphicFramePr>
+            <a:graphic xmlns:a="http://schemas.openxmlformats.org/drawingml/2006/main">
+              <a:graphicData uri="http://schemas.openxmlformats.org/drawingml/2006/picture">
+                <pic:pic xmlns:pic="http://schemas.openxmlformats.org/drawingml/2006/picture">
+                  <pic:nvPicPr>
+                    <pic:cNvPr id="480741916" name=""/>
+                    <pic:cNvPicPr/>
+                  </pic:nvPicPr>
+                  <pic:blipFill>
+                    <a:blip r:embed="rId8"/>
+                    <a:stretch>
+                      <a:fillRect/>
+                    </a:stretch>
+                  </pic:blipFill>
+                  <pic:spPr>
+                    <a:xfrm>
+                      <a:off x="0" y="0"/>
+                      <a:ext cx="5731510" cy="2329815"/>
+                    </a:xfrm>
+                    <a:prstGeom prst="rect">
+                      <a:avLst/>
+                    </a:prstGeom>
+                  </pic:spPr>
+                </pic:pic>
+              </a:graphicData>
+            </a:graphic>
+          </wp:inline>
+        </w:drawing>
+      </w:r>
+    </w:p>
+    <w:p>
+      <w:pPr>
+        <w:rPr>
+          <w:rFonts w:ascii="Times New Roman" w:hAnsi="Times New Roman" w:cs="Times New Roman"/>
+          <w:b/>
+          <w:bCs/>
+          <w:sz w:val="28"/>
+          <w:szCs w:val="28"/>
+        </w:rPr>
+      </w:pPr>
+    </w:p>
+    <w:p>
+      <w:pPr>
+        <w:rPr>
+          <w:rFonts w:ascii="Times New Roman" w:hAnsi="Times New Roman" w:cs="Times New Roman"/>
+          <w:b/>
+          <w:bCs/>
+          <w:sz w:val="28"/>
+          <w:szCs w:val="28"/>
+        </w:rPr>
+      </w:pPr>
+    </w:p>
+    <w:p>
+      <w:pPr>
+        <w:rPr>
+          <w:rFonts w:ascii="Times New Roman" w:hAnsi="Times New Roman" w:cs="Times New Roman"/>
+          <w:b/>
+          <w:bCs/>
+          <w:sz w:val="28"/>
+          <w:szCs w:val="28"/>
+        </w:rPr>
+      </w:pPr>
+    </w:p>
+    <w:p>
+      <w:pPr>
+        <w:rPr>
+          <w:rFonts w:ascii="Times New Roman" w:hAnsi="Times New Roman" w:cs="Times New Roman"/>
+          <w:b/>
+          <w:bCs/>
+          <w:sz w:val="28"/>
+          <w:szCs w:val="28"/>
+        </w:rPr>
+      </w:pPr>
+    </w:p>
+    <w:p>
+      <w:pPr>
+        <w:rPr>
+          <w:rFonts w:ascii="Times New Roman" w:hAnsi="Times New Roman" w:cs="Times New Roman"/>
+          <w:b/>
+          <w:bCs/>
+          <w:sz w:val="28"/>
+          <w:szCs w:val="28"/>
+        </w:rPr>
+      </w:pPr>
+    </w:p>
+    <w:p>
+      <w:pPr>
+        <w:rPr>
+          <w:rFonts w:ascii="Times New Roman" w:hAnsi="Times New Roman" w:cs="Times New Roman"/>
+          <w:b/>
+          <w:bCs/>
+          <w:sz w:val="28"/>
+          <w:szCs w:val="28"/>
+        </w:rPr>
+      </w:pPr>
+    </w:p>
+    <w:p>
+      <w:pPr>
+        <w:rPr>
+          <w:rFonts w:ascii="Times New Roman" w:hAnsi="Times New Roman" w:cs="Times New Roman"/>
+          <w:b/>
+          <w:bCs/>
+          <w:sz w:val="28"/>
+          <w:szCs w:val="28"/>
+        </w:rPr>
+      </w:pPr>
+    </w:p>
+    <w:p>
+      <w:pPr>
+        <w:rPr>
+          <w:rFonts w:ascii="Times New Roman" w:hAnsi="Times New Roman" w:cs="Times New Roman"/>
+          <w:b/>
+          <w:bCs/>
+          <w:sz w:val="28"/>
+          <w:szCs w:val="28"/>
+        </w:rPr>
+      </w:pPr>
+    </w:p>
+    <w:p>
+      <w:pPr>
+        <w:rPr>
+          <w:rFonts w:ascii="Times New Roman" w:hAnsi="Times New Roman" w:cs="Times New Roman"/>
+          <w:b/>
+          <w:bCs/>
+          <w:sz w:val="28"/>
+          <w:szCs w:val="28"/>
+        </w:rPr>
+      </w:pPr>
+    </w:p>
+    <w:p>
+      <w:pPr>
+        <w:rPr>
+          <w:rFonts w:ascii="Times New Roman" w:hAnsi="Times New Roman" w:cs="Times New Roman"/>
+          <w:b/>
+          <w:bCs/>
+          <w:sz w:val="28"/>
+          <w:szCs w:val="28"/>
+        </w:rPr>
+      </w:pPr>
+    </w:p>
+    <w:p>
+      <w:pPr>
+        <w:rPr>
+          <w:rFonts w:ascii="Times New Roman" w:hAnsi="Times New Roman" w:cs="Times New Roman"/>
+          <w:b/>
+          <w:bCs/>
+          <w:sz w:val="28"/>
+          <w:szCs w:val="28"/>
+        </w:rPr>
+      </w:pPr>
+    </w:p>
+    <w:p>
+      <w:pPr>
+        <w:rPr>
+          <w:rFonts w:ascii="Times New Roman" w:hAnsi="Times New Roman" w:cs="Times New Roman"/>
+          <w:b/>
+          <w:bCs/>
+          <w:sz w:val="28"/>
+          <w:szCs w:val="28"/>
+        </w:rPr>
+      </w:pPr>
+    </w:p>
+    <w:p>
+      <w:pPr>
+        <w:rPr>
+          <w:rFonts w:ascii="Times New Roman" w:hAnsi="Times New Roman" w:cs="Times New Roman"/>
+          <w:b/>
+          <w:bCs/>
+          <w:sz w:val="28"/>
+          <w:szCs w:val="28"/>
+        </w:rPr>
+      </w:pPr>
+    </w:p>
+    <w:p>
+      <w:pPr>
+        <w:rPr>
+          <w:rFonts w:ascii="Times New Roman" w:hAnsi="Times New Roman" w:cs="Times New Roman"/>
+          <w:b/>
+          <w:bCs/>
+          <w:sz w:val="28"/>
+          <w:szCs w:val="28"/>
+        </w:rPr>
+      </w:pPr>
+      <w:r>
+        <w:rPr>
+          <w:rFonts w:ascii="Times New Roman" w:hAnsi="Times New Roman" w:cs="Times New Roman"/>
+          <w:b/>
+          <w:bCs/>
+          <w:sz w:val="28"/>
+          <w:szCs w:val="28"/>
+        </w:rPr>
+        <w:lastRenderedPageBreak/>
+        <w:t>5.</w:t>
+      </w:r>
+      <w:r>
+        <w:rPr>
+          <w:rFonts w:ascii="Times New Roman" w:hAnsi="Times New Roman" w:cs="Times New Roman"/>
+          <w:b/>
+          <w:bCs/>
+          <w:sz w:val="28"/>
+          <w:szCs w:val="28"/>
+        </w:rPr>
+        <w:t xml:space="preserve"> </w:t>
+      </w:r>
+      <w:r>
+        <w:rPr>
+          <w:rFonts w:ascii="Times New Roman" w:hAnsi="Times New Roman" w:cs="Times New Roman"/>
+          <w:b/>
+          <w:bCs/>
+          <w:sz w:val="28"/>
+          <w:szCs w:val="28"/>
+        </w:rPr>
+        <w:t>Open ChatGPT or Copilot and ask it to explain the difference between a table, a row, and a column in SQL using an example from a food delivery app like Zomato. Paste the explanation you receive into your assignment</w:t>
+      </w:r>
+    </w:p>
+    <w:p>
+      <w:pPr>
+        <w:rPr>
+          <w:rFonts w:ascii="Times New Roman" w:hAnsi="Times New Roman" w:cs="Times New Roman"/>
+          <w:b/>
+          <w:bCs/>
+          <w:sz w:val="28"/>
+          <w:szCs w:val="28"/>
+        </w:rPr>
+      </w:pPr>
+    </w:p>
+    <w:p>
+      <w:pPr>
+        <w:rPr>
+          <w:rFonts w:ascii="Times New Roman" w:hAnsi="Times New Roman" w:cs="Times New Roman"/>
+          <w:b/>
+          <w:bCs/>
+          <w:sz w:val="28"/>
+          <w:szCs w:val="28"/>
+        </w:rPr>
+      </w:pPr>
+      <w:r>
+        <w:rPr>
+          <w:rFonts w:ascii="Times New Roman" w:hAnsi="Times New Roman" w:cs="Times New Roman"/>
+          <w:b/>
+          <w:bCs/>
+          <w:sz w:val="28"/>
+          <w:szCs w:val="28"/>
+        </w:rPr>
+        <w:t xml:space="preserve"> Chatgpt </w:t>
+      </w:r>
+      <w:proofErr w:type="gramStart"/>
+      <w:r>
+        <w:rPr>
+          <w:rFonts w:ascii="Times New Roman" w:hAnsi="Times New Roman" w:cs="Times New Roman"/>
+          <w:b/>
+          <w:bCs/>
+          <w:sz w:val="28"/>
+          <w:szCs w:val="28"/>
+        </w:rPr>
+        <w:t>answer :</w:t>
+      </w:r>
+      <w:proofErr w:type="gramEnd"/>
+      <w:r>
+        <w:rPr>
+          <w:rFonts w:ascii="Times New Roman" w:hAnsi="Times New Roman" w:cs="Times New Roman"/>
+          <w:b/>
+          <w:bCs/>
+          <w:sz w:val="28"/>
+          <w:szCs w:val="28"/>
+        </w:rPr>
+        <w:t xml:space="preserve"> </w:t>
+      </w:r>
+    </w:p>
+    <w:p>
+      <w:pPr>
+        <w:rPr>
+          <w:rFonts w:ascii="Times New Roman" w:hAnsi="Times New Roman" w:cs="Times New Roman"/>
+          <w:b/>
+          <w:bCs/>
+          <w:sz w:val="28"/>
+          <w:szCs w:val="28"/>
+        </w:rPr>
+      </w:pPr>
+    </w:p>
+    <w:p>
+      <w:pPr>
+        <w:pStyle w:val="ListParagraph"/>
+        <w:numPr>
+          <w:ilvl w:val="0"/>
+          <w:numId w:val="1"/>
+        </w:numPr>
+        <w:rPr>
+          <w:rFonts w:ascii="Times New Roman" w:hAnsi="Times New Roman" w:cs="Times New Roman"/>
+        </w:rPr>
+      </w:pPr>
+      <w:r>
+        <w:rPr>
+          <w:rFonts w:ascii="Times New Roman" w:hAnsi="Times New Roman" w:cs="Times New Roman"/>
+        </w:rPr>
+        <w:t>In SQL, a table is like a spreadsheet that stores related data. For example, in a food delivery app like Zomato, there may be a table called "Restaurants" that stores information about different restaurants.</w:t>
+      </w:r>
+    </w:p>
+    <w:p>
+      <w:pPr>
+        <w:pStyle w:val="ListParagraph"/>
+        <w:rPr>
+          <w:rFonts w:ascii="Times New Roman" w:hAnsi="Times New Roman" w:cs="Times New Roman"/>
+        </w:rPr>
+      </w:pPr>
+    </w:p>
+    <w:p>
+      <w:pPr>
+        <w:pStyle w:val="ListParagraph"/>
+        <w:numPr>
+          <w:ilvl w:val="0"/>
+          <w:numId w:val="1"/>
+        </w:numPr>
+        <w:rPr>
+          <w:rFonts w:ascii="Times New Roman" w:hAnsi="Times New Roman" w:cs="Times New Roman"/>
+        </w:rPr>
+      </w:pPr>
+      <w:r>
+        <w:rPr>
+          <w:rFonts w:ascii="Times New Roman" w:hAnsi="Times New Roman" w:cs="Times New Roman"/>
+        </w:rPr>
+        <w:t xml:space="preserve">A column represents a specific type of information in the table. In the Restaurants table, columns might include </w:t>
+      </w:r>
+      <w:proofErr w:type="spellStart"/>
+      <w:r>
+        <w:rPr>
+          <w:rFonts w:ascii="Times New Roman" w:hAnsi="Times New Roman" w:cs="Times New Roman"/>
+        </w:rPr>
+        <w:t>Restaurant_ID</w:t>
+      </w:r>
+      <w:proofErr w:type="spellEnd"/>
+      <w:r>
+        <w:rPr>
+          <w:rFonts w:ascii="Times New Roman" w:hAnsi="Times New Roman" w:cs="Times New Roman"/>
+        </w:rPr>
+        <w:t xml:space="preserve">, </w:t>
+      </w:r>
+      <w:proofErr w:type="spellStart"/>
+      <w:r>
+        <w:rPr>
+          <w:rFonts w:ascii="Times New Roman" w:hAnsi="Times New Roman" w:cs="Times New Roman"/>
+        </w:rPr>
+        <w:t>Restaurant_Name</w:t>
+      </w:r>
+      <w:proofErr w:type="spellEnd"/>
+      <w:r>
+        <w:rPr>
+          <w:rFonts w:ascii="Times New Roman" w:hAnsi="Times New Roman" w:cs="Times New Roman"/>
+        </w:rPr>
+        <w:t>, Location, and Rating.</w:t>
+      </w:r>
+    </w:p>
+    <w:p>
+      <w:pPr>
+        <w:pStyle w:val="ListParagraph"/>
+        <w:rPr>
+          <w:rFonts w:ascii="Times New Roman" w:hAnsi="Times New Roman" w:cs="Times New Roman"/>
+        </w:rPr>
+      </w:pPr>
+    </w:p>
+    <w:p>
+      <w:pPr>
+        <w:pStyle w:val="ListParagraph"/>
+        <w:numPr>
+          <w:ilvl w:val="0"/>
+          <w:numId w:val="1"/>
+        </w:numPr>
+        <w:rPr>
+          <w:rFonts w:ascii="Times New Roman" w:hAnsi="Times New Roman" w:cs="Times New Roman"/>
+        </w:rPr>
+      </w:pPr>
+      <w:r>
+        <w:rPr>
+          <w:rFonts w:ascii="Times New Roman" w:hAnsi="Times New Roman" w:cs="Times New Roman"/>
+        </w:rPr>
+        <w:t xml:space="preserve">A row represents a single record in the table. For example, one row might contain the details of a restaurant such as </w:t>
+      </w:r>
+      <w:proofErr w:type="spellStart"/>
+      <w:r>
+        <w:rPr>
+          <w:rFonts w:ascii="Times New Roman" w:hAnsi="Times New Roman" w:cs="Times New Roman"/>
+        </w:rPr>
+        <w:t>Restaurant_ID</w:t>
+      </w:r>
+      <w:proofErr w:type="spellEnd"/>
+      <w:r>
+        <w:rPr>
+          <w:rFonts w:ascii="Times New Roman" w:hAnsi="Times New Roman" w:cs="Times New Roman"/>
+        </w:rPr>
+        <w:t xml:space="preserve"> = 101, </w:t>
+      </w:r>
+      <w:proofErr w:type="spellStart"/>
+      <w:r>
+        <w:rPr>
+          <w:rFonts w:ascii="Times New Roman" w:hAnsi="Times New Roman" w:cs="Times New Roman"/>
+        </w:rPr>
+        <w:t>Restaurant_Name</w:t>
+      </w:r>
+      <w:proofErr w:type="spellEnd"/>
+      <w:r>
+        <w:rPr>
+          <w:rFonts w:ascii="Times New Roman" w:hAnsi="Times New Roman" w:cs="Times New Roman"/>
+        </w:rPr>
+        <w:t xml:space="preserve"> = "Pizza Hub", Location = "Surat", and Rating = 4.5.</w:t>
+      </w:r>
+    </w:p>
+    <w:p>
+      <w:pPr>
+        <w:pStyle w:val="ListParagraph"/>
+        <w:rPr>
+          <w:rFonts w:ascii="Times New Roman" w:hAnsi="Times New Roman" w:cs="Times New Roman"/>
+        </w:rPr>
+      </w:pPr>
+    </w:p>
+    <w:p>
+      <w:pPr>
+        <w:pStyle w:val="ListParagraph"/>
+        <w:numPr>
+          <w:ilvl w:val="0"/>
+          <w:numId w:val="1"/>
+        </w:numPr>
+        <w:rPr>
+          <w:rFonts w:ascii="Times New Roman" w:hAnsi="Times New Roman" w:cs="Times New Roman"/>
+        </w:rPr>
+      </w:pPr>
+      <w:r>
+        <w:rPr>
+          <w:rFonts w:ascii="Times New Roman" w:hAnsi="Times New Roman" w:cs="Times New Roman"/>
+        </w:rPr>
+        <w:t>So, a table is a collection of data, columns define the categories of information, and rows contain the actual records.</w:t>
+      </w:r>
+    </w:p>
+    <w:p>
+      <w:pPr>
+        <w:rPr>
+          <w:rFonts w:ascii="Times New Roman" w:hAnsi="Times New Roman" w:cs="Times New Roman"/>
+          <w:b/>
+          <w:bCs/>
+          <w:sz w:val="28"/>
+          <w:szCs w:val="28"/>
+        </w:rPr>
+      </w:pPr>
+    </w:p>
+    <w:p>
+      <w:pPr>
+        <w:rPr>
+          <w:rFonts w:ascii="Times New Roman" w:hAnsi="Times New Roman" w:cs="Times New Roman"/>
+          <w:b/>
+          <w:bCs/>
+          <w:sz w:val="28"/>
+          <w:szCs w:val="28"/>
+        </w:rPr>
+      </w:pPr>
+    </w:p>
+    <w:p>
+      <w:pPr>
+        <w:rPr>
+          <w:rFonts w:ascii="Times New Roman" w:hAnsi="Times New Roman" w:cs="Times New Roman"/>
           <w:b/>
           <w:bCs/>
           <w:sz w:val="28"/>
@@ -155,6 +1552,127 @@
     </w:sectPr>
   </w:body>
 </w:document>
+</file>
+
+<file path=word/numbering.xml><?xml version="1.0" encoding="utf-8"?>
+<w:numbering xmlns:wpc="http://schemas.microsoft.com/office/word/2010/wordprocessingCanvas" xmlns:cx="http://schemas.microsoft.com/office/drawing/2014/chartex" xmlns:cx1="http://schemas.microsoft.com/office/drawing/2015/9/8/chartex" xmlns:cx2="http://schemas.microsoft.com/office/drawing/2015/10/21/chartex" xmlns:cx3="http://schemas.microsoft.com/office/drawing/2016/5/9/chartex" xmlns:cx4="http://schemas.microsoft.com/office/drawing/2016/5/10/chartex" xmlns:cx5="http://schemas.microsoft.com/office/drawing/2016/5/11/chartex" xmlns:cx6="http://schemas.microsoft.com/office/drawing/2016/5/12/chartex" xmlns:cx7="http://schemas.microsoft.com/office/drawing/2016/5/13/chartex" xmlns:cx8="http://schemas.microsoft.com/office/drawing/2016/5/14/chartex" xmlns:mc="http://schemas.openxmlformats.org/markup-compatibility/2006" xmlns:aink="http://schemas.microsoft.com/office/drawing/2016/ink" xmlns:am3d="http://schemas.microsoft.com/office/drawing/2017/model3d" xmlns:o="urn:schemas-microsoft-com:office:office" xmlns:oel="http://schemas.microsoft.com/office/2019/extlst" xmlns:r="http://schemas.openxmlformats.org/officeDocument/2006/relationships" xmlns:m="http://schemas.openxmlformats.org/officeDocument/2006/math" xmlns:v="urn:schemas-microsoft-com:vml" xmlns:wp14="http://schemas.microsoft.com/office/word/2010/wordprocessingDrawing" xmlns:wp="http://schemas.openxmlformats.org/drawingml/2006/wordprocessingDrawing" xmlns:w10="urn:schemas-microsoft-com:office:word" xmlns:w="http://schemas.openxmlformats.org/wordprocessingml/2006/main" xmlns:w14="http://schemas.microsoft.com/office/word/2010/wordml" xmlns:w15="http://schemas.microsoft.com/office/word/2012/wordml" xmlns:w16cex="http://schemas.microsoft.com/office/word/2018/wordml/cex" xmlns:w16cid="http://schemas.microsoft.com/office/word/2016/wordml/cid" xmlns:w16="http://schemas.microsoft.com/office/word/2018/wordml" xmlns:w16du="http://schemas.microsoft.com/office/word/2023/wordml/word16du" xmlns:w16sdtdh="http://schemas.microsoft.com/office/word/2020/wordml/sdtdatahash" xmlns:w16sdtfl="http://schemas.microsoft.com/office/word/2024/wordml/sdtformatlock" xmlns:w16se="http://schemas.microsoft.com/office/word/2015/wordml/symex" xmlns:wpg="http://schemas.microsoft.com/office/word/2010/wordprocessingGroup" xmlns:wpi="http://schemas.microsoft.com/office/word/2010/wordprocessingInk" xmlns:wne="http://schemas.microsoft.com/office/word/2006/wordml" xmlns:wps="http://schemas.microsoft.com/office/word/2010/wordprocessingShape" mc:Ignorable="w14 w15 w16se w16cid w16 w16cex w16sdtdh w16sdtfl w16du wp14">
+  <w:abstractNum w:abstractNumId="0" w15:restartNumberingAfterBreak="0">
+    <w:nsid w:val="331D110D"/>
+    <w:multiLevelType w:val="hybridMultilevel"/>
+    <w:tmpl w:val="8AB24CBA"/>
+    <w:lvl w:ilvl="0" w:tplc="40090001">
+      <w:start w:val="1"/>
+      <w:numFmt w:val="bullet"/>
+      <w:lvlText w:val=""/>
+      <w:lvlJc w:val="left"/>
+      <w:pPr>
+        <w:ind w:left="720" w:hanging="360"/>
+      </w:pPr>
+      <w:rPr>
+        <w:rFonts w:ascii="Symbol" w:hAnsi="Symbol" w:hint="default"/>
+      </w:rPr>
+    </w:lvl>
+    <w:lvl w:ilvl="1" w:tplc="40090003" w:tentative="1">
+      <w:start w:val="1"/>
+      <w:numFmt w:val="bullet"/>
+      <w:lvlText w:val="o"/>
+      <w:lvlJc w:val="left"/>
+      <w:pPr>
+        <w:ind w:left="1440" w:hanging="360"/>
+      </w:pPr>
+      <w:rPr>
+        <w:rFonts w:ascii="Courier New" w:hAnsi="Courier New" w:cs="Courier New" w:hint="default"/>
+      </w:rPr>
+    </w:lvl>
+    <w:lvl w:ilvl="2" w:tplc="40090005" w:tentative="1">
+      <w:start w:val="1"/>
+      <w:numFmt w:val="bullet"/>
+      <w:lvlText w:val=""/>
+      <w:lvlJc w:val="left"/>
+      <w:pPr>
+        <w:ind w:left="2160" w:hanging="360"/>
+      </w:pPr>
+      <w:rPr>
+        <w:rFonts w:ascii="Wingdings" w:hAnsi="Wingdings" w:hint="default"/>
+      </w:rPr>
+    </w:lvl>
+    <w:lvl w:ilvl="3" w:tplc="40090001" w:tentative="1">
+      <w:start w:val="1"/>
+      <w:numFmt w:val="bullet"/>
+      <w:lvlText w:val=""/>
+      <w:lvlJc w:val="left"/>
+      <w:pPr>
+        <w:ind w:left="2880" w:hanging="360"/>
+      </w:pPr>
+      <w:rPr>
+        <w:rFonts w:ascii="Symbol" w:hAnsi="Symbol" w:hint="default"/>
+      </w:rPr>
+    </w:lvl>
+    <w:lvl w:ilvl="4" w:tplc="40090003" w:tentative="1">
+      <w:start w:val="1"/>
+      <w:numFmt w:val="bullet"/>
+      <w:lvlText w:val="o"/>
+      <w:lvlJc w:val="left"/>
+      <w:pPr>
+        <w:ind w:left="3600" w:hanging="360"/>
+      </w:pPr>
+      <w:rPr>
+        <w:rFonts w:ascii="Courier New" w:hAnsi="Courier New" w:cs="Courier New" w:hint="default"/>
+      </w:rPr>
+    </w:lvl>
+    <w:lvl w:ilvl="5" w:tplc="40090005" w:tentative="1">
+      <w:start w:val="1"/>
+      <w:numFmt w:val="bullet"/>
+      <w:lvlText w:val=""/>
+      <w:lvlJc w:val="left"/>
+      <w:pPr>
+        <w:ind w:left="4320" w:hanging="360"/>
+      </w:pPr>
+      <w:rPr>
+        <w:rFonts w:ascii="Wingdings" w:hAnsi="Wingdings" w:hint="default"/>
+      </w:rPr>
+    </w:lvl>
+    <w:lvl w:ilvl="6" w:tplc="40090001" w:tentative="1">
+      <w:start w:val="1"/>
+      <w:numFmt w:val="bullet"/>
+      <w:lvlText w:val=""/>
+      <w:lvlJc w:val="left"/>
+      <w:pPr>
+        <w:ind w:left="5040" w:hanging="360"/>
+      </w:pPr>
+      <w:rPr>
+        <w:rFonts w:ascii="Symbol" w:hAnsi="Symbol" w:hint="default"/>
+      </w:rPr>
+    </w:lvl>
+    <w:lvl w:ilvl="7" w:tplc="40090003" w:tentative="1">
+      <w:start w:val="1"/>
+      <w:numFmt w:val="bullet"/>
+      <w:lvlText w:val="o"/>
+      <w:lvlJc w:val="left"/>
+      <w:pPr>
+        <w:ind w:left="5760" w:hanging="360"/>
+      </w:pPr>
+      <w:rPr>
+        <w:rFonts w:ascii="Courier New" w:hAnsi="Courier New" w:cs="Courier New" w:hint="default"/>
+      </w:rPr>
+    </w:lvl>
+    <w:lvl w:ilvl="8" w:tplc="40090005" w:tentative="1">
+      <w:start w:val="1"/>
+      <w:numFmt w:val="bullet"/>
+      <w:lvlText w:val=""/>
+      <w:lvlJc w:val="left"/>
+      <w:pPr>
+        <w:ind w:left="6480" w:hanging="360"/>
+      </w:pPr>
+      <w:rPr>
+        <w:rFonts w:ascii="Wingdings" w:hAnsi="Wingdings" w:hint="default"/>
+      </w:rPr>
+    </w:lvl>
+  </w:abstractNum>
+  <w:num w:numId="1" w16cid:durableId="302389600">
+    <w:abstractNumId w:val="0"/>
+  </w:num>
+</w:numbering>
 </file>
 
 <file path=word/styles.xml><?xml version="1.0" encoding="utf-8"?>
